--- a/public/Ipatov-Tekst-vystupleniya-2026.docx
+++ b/public/Ipatov-Tekst-vystupleniya-2026.docx
@@ -11,7 +11,7 @@
           <w:b/>
           <w:sz w:val="32"/>
         </w:rPr>
-        <w:t>Текст выступления</w:t>
+        <w:t>Текст выступления (7–8 минут)</w:t>
         <w:br/>
       </w:r>
       <w:r>
@@ -49,12 +49,13 @@
           <w:color w:val="666666"/>
           <w:sz w:val="22"/>
         </w:rPr>
-        <w:t>Регламент: 10–12 минут. Текст привязан к слайдам презентации «Определение устойчивости СДС КВГСО». Курсивом — пометки для докладчика.</w:t>
+        <w:t>Текст привязан к презентации из 10 слайдов (Ipatov-Prezentaciya-Aerologiya-2026.pptx). Темп — около 100–110 слов в минуту с паузами на слайдах и чтением чисел. Справа от номера слайда — ориентир по времени. Курсивом — пометки для докладчика, их не читать.</w:t>
       </w:r>
     </w:p>
     <w:p>
       <w:pPr>
-        <w:spacing w:before="160"/>
+        <w:keepNext/>
+        <w:spacing w:before="200"/>
       </w:pPr>
       <w:r>
         <w:rPr>
@@ -63,26 +64,13 @@
         </w:rPr>
         <w:t>Слайд 1. Титульный</w:t>
       </w:r>
-    </w:p>
-    <w:p>
-      <w:pPr>
-        <w:ind w:firstLine="567"/>
-        <w:jc w:val="both"/>
-      </w:pPr>
-      <w:r>
-        <w:t>Уважаемые коллеги! Служба депрессионных съемок Копейского отряда ВГСЧ ежегодно проверяет устойчивость проветривания на подземных рудниках к каждому плану мероприятий по локализации и ликвидации последствий аварий. Сегодня я расскажу, почему результат такой проверки сильно зависит от того, как в расчет заложена пожарная нагрузка, и как мы решили эту задачу на практике.</w:t>
-      </w:r>
-    </w:p>
-    <w:p>
-      <w:pPr>
-        <w:spacing w:before="160"/>
-      </w:pPr>
       <w:r>
         <w:rPr>
-          <w:b/>
-          <w:color w:val="1F4E79"/>
+          <w:i/>
+          <w:color w:val="666666"/>
+          <w:sz w:val="22"/>
         </w:rPr>
-        <w:t>Слайд 2. Содержание</w:t>
+        <w:t xml:space="preserve">   ≈ 20 с</w:t>
       </w:r>
     </w:p>
     <w:p>
@@ -91,19 +79,28 @@
         <w:jc w:val="both"/>
       </w:pPr>
       <w:r>
-        <w:t>Доклад построен так: какие программы применяются на обслуживаемых рудниках, как в них задается пожар, откуда берутся исходные данные о горючей нагрузке, как выглядят акты проверки и что показало сравнение программ на одной и той же сети.</w:t>
+        <w:t>Добрый день, уважаемые коллеги! Я представляю службу депрессионных съемок Копейского отряда ВГСЧ. Тема доклада — определение устойчивости проветривания наклонных выработок рудников при пожаре с учетом фактической пожарной нагрузки.</w:t>
       </w:r>
     </w:p>
     <w:p>
       <w:pPr>
-        <w:spacing w:before="160"/>
+        <w:keepNext/>
+        <w:spacing w:before="200"/>
       </w:pPr>
       <w:r>
         <w:rPr>
           <w:b/>
           <w:color w:val="1F4E79"/>
         </w:rPr>
-        <w:t>Слайд 3. Программное обеспечение на рудниках</w:t>
+        <w:t>Слайд 2. Актуальность и постановка задачи</w:t>
+      </w:r>
+      <w:r>
+        <w:rPr>
+          <w:i/>
+          <w:color w:val="666666"/>
+          <w:sz w:val="22"/>
+        </w:rPr>
+        <w:t xml:space="preserve">   ≈ 1 мин</w:t>
       </w:r>
     </w:p>
     <w:p>
@@ -112,19 +109,7 @@
         <w:jc w:val="both"/>
       </w:pPr>
       <w:r>
-        <w:t>Из 17 рудников, которые мы обслуживаем, шесть используют программу «Вентиляция», девять — «АэроСеть», один — «ПВ-Система». Значит, одна и та же проверка выполняется тремя разными инструментами, и выводы должны быть сопоставимы. Это и стало отправной точкой работы.</w:t>
-      </w:r>
-    </w:p>
-    <w:p>
-      <w:pPr>
-        <w:spacing w:before="160"/>
-      </w:pPr>
-      <w:r>
-        <w:rPr>
-          <w:b/>
-          <w:color w:val="1F4E79"/>
-        </w:rPr>
-        <w:t>Слайд 4. Как задается пожар в программах</w:t>
+        <w:t>Наш филиал обслуживает семнадцать подземных рудников. На шести из них работает программа «Вентиляция», на девяти — «АэроСеть», на одном — «ПВ-Система». К каждому плану мероприятий по локализации и ликвидации последствий аварий мы проверяем устойчивость проветривания всех выработок с углом наклона от пяти градусов и длиной от тридцати метров.</w:t>
       </w:r>
     </w:p>
     <w:p>
@@ -133,7 +118,28 @@
         <w:jc w:val="both"/>
       </w:pPr>
       <w:r>
-        <w:t>В «Вентиляции» устойчивость считается автоматически, но очаг задается температурой — по умолчанию 1000 градусов — без выбора горючей нагрузки. В «АэроСети» можно задать мощность пожара в мегаваттах или нагрев струи. Ключевая мысль доклада: температура в выработке — не исходная величина, а результат. Она определяется тем, что горит, и тем, сколько воздуха проходит через выработку.</w:t>
+        <w:t>Проблема в том, что в «Вентиляции» очаг пожара задается температурой — по умолчанию тысяча градусов, без связи с тем, что реально горит. Задать нагрев меньше ста градусов вообще нельзя. Но температура в выработке — не исходная величина, а результат: она зависит от горючей нагрузки и от расхода воздуха. Отсюда цель работы — считать тепловую депрессию по фактической нагрузке каждой ветви и расходу воздуха в ней.</w:t>
+      </w:r>
+    </w:p>
+    <w:p>
+      <w:pPr>
+        <w:keepNext/>
+        <w:spacing w:before="200"/>
+      </w:pPr>
+      <w:r>
+        <w:rPr>
+          <w:b/>
+          <w:color w:val="1F4E79"/>
+        </w:rPr>
+        <w:t>Слайд 3. Порядок расчета</w:t>
+      </w:r>
+      <w:r>
+        <w:rPr>
+          <w:i/>
+          <w:color w:val="666666"/>
+          <w:sz w:val="22"/>
+        </w:rPr>
+        <w:t xml:space="preserve">   ≈ 1 мин 10 с</w:t>
       </w:r>
     </w:p>
     <w:p>
@@ -142,19 +148,7 @@
         <w:jc w:val="both"/>
       </w:pPr>
       <w:r>
-        <w:t>Нагрев струи равен мощности пожара, деленной на произведение плотности воздуха, его теплоемкости и расхода. Один и тот же кабель в стволе со ста сорока кубометрами в секунду нагреет воздух на пять градусов, а в тупиковом съезде — на сотни.</w:t>
-      </w:r>
-    </w:p>
-    <w:p>
-      <w:pPr>
-        <w:spacing w:before="160"/>
-      </w:pPr>
-      <w:r>
-        <w:rPr>
-          <w:b/>
-          <w:color w:val="1F4E79"/>
-        </w:rPr>
-        <w:t>Слайд 5. Выгрузка выработок — «Вентиляция»</w:t>
+        <w:t>Порядок расчета — пять шагов. Выгружаем из схемы наклонные ветви. Направляем предприятию официальный запрос — какая техника, кабели, крепь находятся в каждой выработке. Свойства материалов берем из справочника пожарной нагрузки для рудников СИТИС-СПН-1. Затем считаем мощность пожара и формируем акт.</w:t>
       </w:r>
     </w:p>
     <w:p>
@@ -163,19 +157,7 @@
         <w:jc w:val="both"/>
       </w:pPr>
       <w:r>
-        <w:t>Первый шаг одинаков для всех программ: из схемы выгружаются ветви с углом наклона пять градусов и более и длиной тридцать метров и более — именно их требует проверять норматив.</w:t>
-      </w:r>
-    </w:p>
-    <w:p>
-      <w:pPr>
-        <w:spacing w:before="160"/>
-      </w:pPr>
-      <w:r>
-        <w:rPr>
-          <w:b/>
-          <w:color w:val="1F4E79"/>
-        </w:rPr>
-        <w:t>Слайд 6. Таблица ветвей — «Вентиляция»</w:t>
+        <w:t>Ключевая формула — нагрев струи: мощность пожара, деленная на плотность воздуха, его теплоемкость и расход. Тепловая депрессия считается по нормативной методике, но с двумя уточнениями: температура в очаге не может быть выше фактической по нагрузке, а зона горения — длиннее самой выработки. Устойчивость оценивается отношением критической депрессии к тепловой: больше единицы — выработка устойчива.</w:t>
       </w:r>
     </w:p>
     <w:p>
@@ -184,19 +166,28 @@
         <w:jc w:val="both"/>
       </w:pPr>
       <w:r>
-        <w:t>Выгрузка сортируется, лишние ветви удаляются. В последнюю графу вносится образец пожарной нагрузки: кабель, техника, крепь или «нагрузка отсутствует».</w:t>
+        <w:t>Эти уточнения принципиальны: без них норматив для горящего кабеля дает ту же температуру, что и для горящей техники, а столб горячего воздуха может оказаться в несколько раз выше самой выработки. Все расчеты, которые я покажу, выполнены в программном комплексе «ПВ-Система».</w:t>
       </w:r>
     </w:p>
     <w:p>
       <w:pPr>
-        <w:spacing w:before="160"/>
+        <w:keepNext/>
+        <w:spacing w:before="200"/>
       </w:pPr>
       <w:r>
         <w:rPr>
           <w:b/>
           <w:color w:val="1F4E79"/>
         </w:rPr>
-        <w:t>Слайд 7. Выгрузка выработок — «АэроСеть»</w:t>
+        <w:t>Слайд 4. Мощность пожара по видам горючей нагрузки</w:t>
+      </w:r>
+      <w:r>
+        <w:rPr>
+          <w:i/>
+          <w:color w:val="666666"/>
+          <w:sz w:val="22"/>
+        </w:rPr>
+        <w:t xml:space="preserve">   ≈ 1 мин</w:t>
       </w:r>
     </w:p>
     <w:p>
@@ -205,19 +196,7 @@
         <w:jc w:val="both"/>
       </w:pPr>
       <w:r>
-        <w:t>В «АэроСети» порядок тот же: настраиваем параметры выгрузки в Excel.</w:t>
-      </w:r>
-    </w:p>
-    <w:p>
-      <w:pPr>
-        <w:spacing w:before="160"/>
-      </w:pPr>
-      <w:r>
-        <w:rPr>
-          <w:b/>
-          <w:color w:val="1F4E79"/>
-        </w:rPr>
-        <w:t>Слайд 8. Таблица ветвей — «АэроСеть»</w:t>
+        <w:t>Вот четыре реальные выработки двух рудников. Погрузочно-доставочная машина в заезде — десять и семь десятых мегаватта. Самоходная техника в транспортном уклоне — восемь мегаватт. Кабель в скипо-клетевом стволе — меньше одного мегаватта. Деревянная крепь в вентиляционном восстающем — почти тридцать мегаватт.</w:t>
       </w:r>
     </w:p>
     <w:p>
@@ -226,19 +205,28 @@
         <w:jc w:val="both"/>
       </w:pPr>
       <w:r>
-        <w:t>Получаем аналогичную таблицу с расходом и скоростью воздуха — это обязательные данные для расчета нагрева.</w:t>
+        <w:t>Обратите внимание на последний столбец. Нагрев воздуха — от пяти с половиной градусов до тысячи ста восьмидесяти. Разница определяется не только нагрузкой, но и расходом: в стволе проходит сто сорок два кубометра в секунду, в заезде — шесть с половиной. Одна условная температура для всех этих выработок физически невозможна.</w:t>
       </w:r>
     </w:p>
     <w:p>
       <w:pPr>
-        <w:spacing w:before="160"/>
+        <w:keepNext/>
+        <w:spacing w:before="200"/>
       </w:pPr>
       <w:r>
         <w:rPr>
           <w:b/>
           <w:color w:val="1F4E79"/>
         </w:rPr>
-        <w:t>Слайд 9. Официальный запрос на предприятие</w:t>
+        <w:t>Слайд 5. Развитие пожара деревянной крепи во времени</w:t>
+      </w:r>
+      <w:r>
+        <w:rPr>
+          <w:i/>
+          <w:color w:val="666666"/>
+          <w:sz w:val="22"/>
+        </w:rPr>
+        <w:t xml:space="preserve">   ≈ 45 с</w:t>
       </w:r>
     </w:p>
     <w:p>
@@ -247,19 +235,28 @@
         <w:jc w:val="both"/>
       </w:pPr>
       <w:r>
-        <w:t>Таблица уходит на предприятие официальным запросом. Пожарную нагрузку должен указать тот, кто знает выработку: какая техника там работает, какие кабели проложены, есть ли деревянная крепь.</w:t>
+        <w:t>Пожар развивается во времени. Для деревянной крепи мощность за семь минут выходит почти на тридцать мегаватт и держится, пока пламя не пройдет всю выработку. Вертикальная линия — прибытие отделения ВГСЧ через тридцать минут: в этот момент пожар в самой опасной фазе. Поэтому в акте мы принимаем пиковую мощность. Для кабеля и конвейерной ленты картина иная: мощность нарастает медленнее, и момент прибытия горноспасателей становится определяющим.</w:t>
       </w:r>
     </w:p>
     <w:p>
       <w:pPr>
-        <w:spacing w:before="160"/>
+        <w:keepNext/>
+        <w:spacing w:before="200"/>
       </w:pPr>
       <w:r>
         <w:rPr>
           <w:b/>
           <w:color w:val="1F4E79"/>
         </w:rPr>
-        <w:t>Слайд 10. Ответ предприятия</w:t>
+        <w:t>Слайд 6. Тепловая депрессия: условная температура и расчет по нагрузке</w:t>
+      </w:r>
+      <w:r>
+        <w:rPr>
+          <w:i/>
+          <w:color w:val="666666"/>
+          <w:sz w:val="22"/>
+        </w:rPr>
+        <w:t xml:space="preserve">   ≈ 1 мин</w:t>
       </w:r>
     </w:p>
     <w:p>
@@ -268,19 +265,7 @@
         <w:jc w:val="both"/>
       </w:pPr>
       <w:r>
-        <w:t>Предприятие возвращает таблицу с фактической нагрузкой по каждой ветви. Например, восстающий с деревянной крепью толщиной два сантиметра, съезд с кабелями КГХЛ, транспортный уклон с самоходной техникой ТН-545. Это уже исходные данные, на которые можно сослаться в акте.</w:t>
-      </w:r>
-    </w:p>
-    <w:p>
-      <w:pPr>
-        <w:spacing w:before="160"/>
-      </w:pPr>
-      <w:r>
-        <w:rPr>
-          <w:b/>
-          <w:color w:val="1F4E79"/>
-        </w:rPr>
-        <w:t>Слайд 11. Справочник СИТИС-СПН-1</w:t>
+        <w:t>Главный результат. Серые столбцы — тепловая депрессия при условных тысяче градусах, синие — по фактической нагрузке. Для ствола с кабелем — четырнадцать паскалей вместо шестисот, то есть более чем в сорок раз меньше. Условная температура дала бы ложный вывод о неустойчивости и лишние меры — перемычки, регуляторы.</w:t>
       </w:r>
     </w:p>
     <w:p>
@@ -289,112 +274,7 @@
         <w:jc w:val="both"/>
       </w:pPr>
       <w:r>
-        <w:t>Теплота сгорания, скорость выгорания и скорость распространения пламени берутся из справочника пожарной нагрузки для рудников СИТИС-СПН-1. Справочник одинаков для всех программ, поэтому расчеты сопоставимы.</w:t>
-      </w:r>
-    </w:p>
-    <w:p>
-      <w:pPr>
-        <w:spacing w:before="160"/>
-      </w:pPr>
-      <w:r>
-        <w:rPr>
-          <w:b/>
-          <w:color w:val="1F4E79"/>
-        </w:rPr>
-        <w:t>Слайд 12. Акт проверки — «Вентиляция»</w:t>
-      </w:r>
-    </w:p>
-    <w:p>
-      <w:pPr>
-        <w:ind w:firstLine="567"/>
-        <w:jc w:val="both"/>
-      </w:pPr>
-      <w:r>
-        <w:t>Так выглядит акт: комиссия предприятия и представитель ВГСЧ, период проверки, перечень наклонных выработок.</w:t>
-      </w:r>
-    </w:p>
-    <w:p>
-      <w:pPr>
-        <w:spacing w:before="160"/>
-      </w:pPr>
-      <w:r>
-        <w:rPr>
-          <w:b/>
-          <w:color w:val="1F4E79"/>
-        </w:rPr>
-        <w:t>Слайд 13. Мощность пожара техники</w:t>
-      </w:r>
-    </w:p>
-    <w:p>
-      <w:pPr>
-        <w:ind w:firstLine="567"/>
-        <w:jc w:val="both"/>
-      </w:pPr>
-      <w:r>
-        <w:t>Пример — погрузочно-доставочная машина в заезде на вентиляционно-транспортный штрек: три тонны двести килограммов резины, шестьсот двадцать — дизельного топлива, шестьсот — масла. Мощность — 10,7 мегаватта, время горения — около четырех часов. При расходе 6,5 кубометра в секунду расчетный нагрев превышает 1200 градусов, поэтому принимается 1200. Здесь условные 1000 градусов дали бы близкий результат.</w:t>
-      </w:r>
-    </w:p>
-    <w:p>
-      <w:pPr>
-        <w:spacing w:before="160"/>
-      </w:pPr>
-      <w:r>
-        <w:rPr>
-          <w:b/>
-          <w:color w:val="1F4E79"/>
-        </w:rPr>
-        <w:t>Слайд 14. Результат — горение техники</w:t>
-      </w:r>
-    </w:p>
-    <w:p>
-      <w:pPr>
-        <w:ind w:firstLine="567"/>
-        <w:jc w:val="both"/>
-      </w:pPr>
-      <w:r>
-        <w:t>Программа показывает: выработка неустойчива. Нагрузка большая, воздуха мало — это реальная опасность, и меры нужны.</w:t>
-      </w:r>
-    </w:p>
-    <w:p>
-      <w:pPr>
-        <w:spacing w:before="160"/>
-      </w:pPr>
-      <w:r>
-        <w:rPr>
-          <w:b/>
-          <w:color w:val="1F4E79"/>
-        </w:rPr>
-        <w:t>Слайд 15. Мощность пожара кабеля</w:t>
-      </w:r>
-    </w:p>
-    <w:p>
-      <w:pPr>
-        <w:ind w:firstLine="567"/>
-        <w:jc w:val="both"/>
-      </w:pPr>
-      <w:r>
-        <w:t>Обратный пример — кабель в скипо-клетевом стволе. Расход 142 кубометра в секунду, мощность около одного мегаватта, нагрев — пять градусов. В «Вентиляции» нельзя задать нагрев меньше ста градусов, поэтому такие ветви мы признаем устойчивыми по расчету вне программы.</w:t>
-      </w:r>
-    </w:p>
-    <w:p>
-      <w:pPr>
-        <w:spacing w:before="160"/>
-      </w:pPr>
-      <w:r>
-        <w:rPr>
-          <w:b/>
-          <w:color w:val="1F4E79"/>
-        </w:rPr>
-        <w:t>Слайд 16. Результат — горение кабеля</w:t>
-      </w:r>
-    </w:p>
-    <w:p>
-      <w:pPr>
-        <w:ind w:firstLine="567"/>
-        <w:jc w:val="both"/>
-      </w:pPr>
-      <w:r>
-        <w:t>Устойчиво. Если бы мы оставили условные 1000 градусов, тепловая депрессия в этом стволе была бы около шестисот паскалей вместо четырнадцати — то есть в сорок раз больше, и мы получили бы ложный вывод о неустойчивости.</w:t>
+        <w:t>Для техники и деревянной крепи при малом расходе оба подхода совпадают. Значит, расчет по нагрузке не занижает опасность — он отделяет реально опасные выработки от безопасных.</w:t>
       </w:r>
     </w:p>
     <w:p>
@@ -404,7 +284,136 @@
           <w:color w:val="666666"/>
           <w:sz w:val="22"/>
         </w:rPr>
-        <w:t>Цифры 600 и 14 Па — расчет в ПВ-Системе, таблица 1 тезисов.</w:t>
+        <w:t>Указать на пару столбцов «Ствол с кабелем» и на стрелку «в 43 раза меньше».</w:t>
+      </w:r>
+    </w:p>
+    <w:p>
+      <w:pPr>
+        <w:keepNext/>
+        <w:spacing w:before="200"/>
+      </w:pPr>
+      <w:r>
+        <w:rPr>
+          <w:b/>
+          <w:color w:val="1F4E79"/>
+        </w:rPr>
+        <w:t>Слайд 7. Акт проверки устойчивости</w:t>
+      </w:r>
+      <w:r>
+        <w:rPr>
+          <w:i/>
+          <w:color w:val="666666"/>
+          <w:sz w:val="22"/>
+        </w:rPr>
+        <w:t xml:space="preserve">   ≈ 45 с</w:t>
+      </w:r>
+    </w:p>
+    <w:p>
+      <w:pPr>
+        <w:ind w:firstLine="567"/>
+        <w:jc w:val="both"/>
+      </w:pPr>
+      <w:r>
+        <w:t>Так это выглядит в акте. Слева — горение техники в заезде, выработка неустойчива. Справа — горение кабеля в стволе, устойчиво. Меры комиссия назначает только там, где опасность подтверждена: в нашем случае — вентиляционные перемычки в двух ветвях. Каждый вывод в акте подкреплен приложением с расчетом мощности пожара, поэтому его может проверить и предприятие, и надзор.</w:t>
+      </w:r>
+    </w:p>
+    <w:p>
+      <w:pPr>
+        <w:keepNext/>
+        <w:spacing w:before="200"/>
+      </w:pPr>
+      <w:r>
+        <w:rPr>
+          <w:b/>
+          <w:color w:val="1F4E79"/>
+        </w:rPr>
+        <w:t>Слайд 8. Сравнение программных комплексов</w:t>
+      </w:r>
+      <w:r>
+        <w:rPr>
+          <w:i/>
+          <w:color w:val="666666"/>
+          <w:sz w:val="22"/>
+        </w:rPr>
+        <w:t xml:space="preserve">   ≈ 1 мин</w:t>
+      </w:r>
+    </w:p>
+    <w:p>
+      <w:pPr>
+        <w:ind w:firstLine="567"/>
+        <w:jc w:val="both"/>
+      </w:pPr>
+      <w:r>
+        <w:t>Наконец, мы проверили сами программы на простейшей сети: два ствола, соединенные выработкой, вентилятор, пожар в нисходящем стволе. «АэроСеть» в зависимости от алгоритма дает после пожара от тридцати восьми до семидесяти двух кубометров в секунду. «Вентиляция» на пожар почти не реагирует. «ПВ-Система» показывает все промежуточные величины: тепловая депрессия — пятьсот шестнадцать паскалей, критическая — девятьсот тридцать шесть, показатель устойчивости — одна целая восемьдесят одна сотая.</w:t>
+      </w:r>
+    </w:p>
+    <w:p>
+      <w:pPr>
+        <w:ind w:firstLine="567"/>
+        <w:jc w:val="both"/>
+      </w:pPr>
+      <w:r>
+        <w:t>Вывод: разные модели пожара дают разные результаты, поэтому акт обязан раскрывать исходные данные и формулы, а не только итог.</w:t>
+      </w:r>
+    </w:p>
+    <w:p>
+      <w:pPr>
+        <w:keepNext/>
+        <w:spacing w:before="200"/>
+      </w:pPr>
+      <w:r>
+        <w:rPr>
+          <w:b/>
+          <w:color w:val="1F4E79"/>
+        </w:rPr>
+        <w:t>Слайд 9. Выводы</w:t>
+      </w:r>
+      <w:r>
+        <w:rPr>
+          <w:i/>
+          <w:color w:val="666666"/>
+          <w:sz w:val="22"/>
+        </w:rPr>
+        <w:t xml:space="preserve">   ≈ 50 с</w:t>
+      </w:r>
+    </w:p>
+    <w:p>
+      <w:pPr>
+        <w:ind w:firstLine="567"/>
+        <w:jc w:val="both"/>
+      </w:pPr>
+      <w:r>
+        <w:t>Подведу итог. Первое: температуру пожара нужно рассчитывать по фактической нагрузке и расходу воздуха, а не задавать постоянной. Второе: условные тысяча градусов в выработках с большим расходом и малой нагрузкой завышают депрессию более чем в сорок раз. Третье: расчет по нагрузке сосредотачивает меры на действительно опасных выработках — с техникой и деревянной крепью при малом расходе. Четвертое: этот порядок реализован в «ПВ-Системе» и уже применяется при подготовке актов. Дальше мы планируем учесть развитие пожара во времени и сверить расчеты с данными депрессионных съемок.</w:t>
+      </w:r>
+    </w:p>
+    <w:p>
+      <w:pPr>
+        <w:keepNext/>
+        <w:spacing w:before="200"/>
+      </w:pPr>
+      <w:r>
+        <w:rPr>
+          <w:b/>
+          <w:color w:val="1F4E79"/>
+        </w:rPr>
+        <w:t>Слайд 10. Спасибо за внимание</w:t>
+      </w:r>
+      <w:r>
+        <w:rPr>
+          <w:i/>
+          <w:color w:val="666666"/>
+          <w:sz w:val="22"/>
+        </w:rPr>
+        <w:t xml:space="preserve">   ≈ 10 с</w:t>
+      </w:r>
+    </w:p>
+    <w:p>
+      <w:pPr>
+        <w:ind w:firstLine="567"/>
+        <w:jc w:val="both"/>
+      </w:pPr>
+      <w:r>
+        <w:t>Спасибо за внимание! Готов ответить на вопросы.</w:t>
       </w:r>
     </w:p>
     <w:p>
@@ -413,265 +422,29 @@
       </w:pPr>
       <w:r>
         <w:rPr>
-          <w:b/>
-          <w:color w:val="1F4E79"/>
+          <w:i/>
+          <w:color w:val="666666"/>
+          <w:sz w:val="22"/>
         </w:rPr>
-        <w:t>Слайд 17. Сводная таблица акта</w:t>
+        <w:t>Объем текста: около 730 слов — примерно 6.9 минуты с паузами на слайдах.</w:t>
       </w:r>
     </w:p>
     <w:p>
       <w:pPr>
-        <w:ind w:firstLine="567"/>
-        <w:jc w:val="both"/>
+        <w:spacing w:before="280"/>
       </w:pPr>
       <w:r>
-        <w:t>В акте отдельно сводятся выработки с нисходящим и восходящим проветриванием: угол, длина, сечение, скорость и расход воздуха, мощность и температура пожара, вывод и описание нагрузки.</w:t>
+        <w:rPr>
+          <w:b/>
+          <w:sz w:val="30"/>
+        </w:rPr>
+        <w:t>Возможные вопросы и короткие ответы</w:t>
       </w:r>
     </w:p>
     <w:p>
       <w:pPr>
-        <w:spacing w:before="160"/>
+        <w:keepNext/>
       </w:pPr>
-      <w:r>
-        <w:rPr>
-          <w:b/>
-          <w:color w:val="1F4E79"/>
-        </w:rPr>
-        <w:t>Слайд 18. Выводы и меры</w:t>
-      </w:r>
-    </w:p>
-    <w:p>
-      <w:pPr>
-        <w:ind w:firstLine="567"/>
-        <w:jc w:val="both"/>
-      </w:pPr>
-      <w:r>
-        <w:t>Для неустойчивых выработок комиссия назначает конкретные меры, например установку вентиляционной перемычки с заданным сопротивлением. Важно, что меры назначаются только там, где опасность подтверждена расчетом.</w:t>
-      </w:r>
-    </w:p>
-    <w:p>
-      <w:pPr>
-        <w:spacing w:before="160"/>
-      </w:pPr>
-      <w:r>
-        <w:rPr>
-          <w:b/>
-          <w:color w:val="1F4E79"/>
-        </w:rPr>
-        <w:t>Слайд 19. Акт — «АэроСеть»</w:t>
-      </w:r>
-    </w:p>
-    <w:p>
-      <w:pPr>
-        <w:ind w:firstLine="567"/>
-        <w:jc w:val="both"/>
-      </w:pPr>
-      <w:r>
-        <w:t>Тот же порядок применен на руднике месторождения рудного золота и серебра «Якутское Золото».</w:t>
-      </w:r>
-    </w:p>
-    <w:p>
-      <w:pPr>
-        <w:spacing w:before="160"/>
-      </w:pPr>
-      <w:r>
-        <w:rPr>
-          <w:b/>
-          <w:color w:val="1F4E79"/>
-        </w:rPr>
-        <w:t>Слайд 20. Мощность пожара деревянной крепи</w:t>
-      </w:r>
-    </w:p>
-    <w:p>
-      <w:pPr>
-        <w:ind w:firstLine="567"/>
-        <w:jc w:val="both"/>
-      </w:pPr>
-      <w:r>
-        <w:t>Деревянная крепь по периметру восстающего — самая тяжелая нагрузка: площадь горения растет вместе с фронтом пламени. Через несколько минут мощность достигает десятков мегаватт, нагрев — предельных значений.</w:t>
-      </w:r>
-    </w:p>
-    <w:p>
-      <w:pPr>
-        <w:spacing w:before="160"/>
-      </w:pPr>
-      <w:r>
-        <w:rPr>
-          <w:b/>
-          <w:color w:val="1F4E79"/>
-        </w:rPr>
-        <w:t>Слайд 21. Результат — горение крепи</w:t>
-      </w:r>
-    </w:p>
-    <w:p>
-      <w:pPr>
-        <w:ind w:firstLine="567"/>
-        <w:jc w:val="both"/>
-      </w:pPr>
-      <w:r>
-        <w:t>Программа фиксирует развитие пожара во времени.</w:t>
-      </w:r>
-    </w:p>
-    <w:p>
-      <w:pPr>
-        <w:spacing w:before="160"/>
-      </w:pPr>
-      <w:r>
-        <w:rPr>
-          <w:b/>
-          <w:color w:val="1F4E79"/>
-        </w:rPr>
-        <w:t>Слайд 22. Неустойчиво</w:t>
-      </w:r>
-    </w:p>
-    <w:p>
-      <w:pPr>
-        <w:ind w:firstLine="567"/>
-        <w:jc w:val="both"/>
-      </w:pPr>
-      <w:r>
-        <w:t>Вертикальные выработки с деревянной крепью при нисходящем проветривании неустойчивы. Этот вывод не зависит от выбора программы и подтверждается расчетом по нагрузке.</w:t>
-      </w:r>
-    </w:p>
-    <w:p>
-      <w:pPr>
-        <w:spacing w:before="160"/>
-      </w:pPr>
-      <w:r>
-        <w:rPr>
-          <w:b/>
-          <w:color w:val="1F4E79"/>
-        </w:rPr>
-        <w:t>Слайд 23. Сводная таблица — «АэроСеть»</w:t>
-      </w:r>
-    </w:p>
-    <w:p>
-      <w:pPr>
-        <w:ind w:firstLine="567"/>
-        <w:jc w:val="both"/>
-      </w:pPr>
-      <w:r>
-        <w:t>В итоговых таблицах видно главное: восстающие с крепью неустойчивы, съезды с кабелями устойчивы, транспортный уклон с техникой при расходе 21 кубометр в секунду устойчив.</w:t>
-      </w:r>
-    </w:p>
-    <w:p>
-      <w:pPr>
-        <w:spacing w:before="160"/>
-      </w:pPr>
-      <w:r>
-        <w:rPr>
-          <w:b/>
-          <w:color w:val="1F4E79"/>
-        </w:rPr>
-        <w:t>Слайд 24. Сводная таблица — продолжение</w:t>
-      </w:r>
-    </w:p>
-    <w:p>
-      <w:pPr>
-        <w:ind w:firstLine="567"/>
-        <w:jc w:val="both"/>
-      </w:pPr>
-      <w:r>
-        <w:t>Такой акт объясняет каждый вывод: какая нагрузка, какая мощность, какой нагрев.</w:t>
-      </w:r>
-    </w:p>
-    <w:p>
-      <w:pPr>
-        <w:spacing w:before="160"/>
-      </w:pPr>
-      <w:r>
-        <w:rPr>
-          <w:b/>
-          <w:color w:val="1F4E79"/>
-        </w:rPr>
-        <w:t>Слайд 25. Сравнение на простой сети — «АэроСеть»</w:t>
-      </w:r>
-    </w:p>
-    <w:p>
-      <w:pPr>
-        <w:ind w:firstLine="567"/>
-        <w:jc w:val="both"/>
-      </w:pPr>
-      <w:r>
-        <w:t>Чтобы проверить сами программы, мы построили простейшую сеть: два ствола, соединенные выработкой, и вентилятор. Пожар в нисходящем стволе. В «АэроСети» расход до пожара — 68 кубометров в секунду; в зависимости от алгоритма — без учета теплообмена, с теплообменом или с горением деревянной крепи — после пожара получаем от 38 до 72 кубометров.</w:t>
-      </w:r>
-    </w:p>
-    <w:p>
-      <w:pPr>
-        <w:spacing w:before="160"/>
-      </w:pPr>
-      <w:r>
-        <w:rPr>
-          <w:b/>
-          <w:color w:val="1F4E79"/>
-        </w:rPr>
-        <w:t>Слайд 26. Сравнение — «Вентиляция»</w:t>
-      </w:r>
-    </w:p>
-    <w:p>
-      <w:pPr>
-        <w:ind w:firstLine="567"/>
-        <w:jc w:val="both"/>
-      </w:pPr>
-      <w:r>
-        <w:t>В «Вентиляции» на той же сети расход меняется с 68,5 до 70 кубометров: модель практически не реагирует на пожар.</w:t>
-      </w:r>
-    </w:p>
-    <w:p>
-      <w:pPr>
-        <w:spacing w:before="160"/>
-      </w:pPr>
-      <w:r>
-        <w:rPr>
-          <w:b/>
-          <w:color w:val="1F4E79"/>
-        </w:rPr>
-        <w:t>Слайд 27. Сравнение — «ПВ-Система»</w:t>
-      </w:r>
-    </w:p>
-    <w:p>
-      <w:pPr>
-        <w:ind w:firstLine="567"/>
-        <w:jc w:val="both"/>
-      </w:pPr>
-      <w:r>
-        <w:t>В «ПВ-Системе» видны все промежуточные величины нормативной методики: длина зоны горения, температура в очаге и на устье, тепловая депрессия 516 паскалей, критическая — 936, показатель устойчивости 1,81 — выработка устойчива. Все расчеты в докладе — мощность пожара по технике, кабелю, крепи и ленте, тепловая и критическая депрессия, итоговый акт — выполнены в этой программе.</w:t>
-      </w:r>
-    </w:p>
-    <w:p>
-      <w:pPr>
-        <w:spacing w:before="160"/>
-      </w:pPr>
-      <w:r>
-        <w:rPr>
-          <w:b/>
-          <w:color w:val="1F4E79"/>
-        </w:rPr>
-        <w:t>Слайд 28. Заключение</w:t>
-      </w:r>
-    </w:p>
-    <w:p>
-      <w:pPr>
-        <w:ind w:firstLine="567"/>
-        <w:jc w:val="both"/>
-      </w:pPr>
-      <w:r>
-        <w:t>Выводы. Первое: температура пожара должна рассчитываться по фактической нагрузке и расходу воздуха в каждой выработке, а не задаваться постоянной. Второе: условные 1000 градусов многократно завышают депрессию в выработках с большим расходом и малой нагрузкой и ведут к избыточным мерам. Третье: расчет по нагрузке сосредотачивает меры на действительно опасных выработках — с техникой и деревянной крепью при малом расходе. Четвертое: разные программы на одной сети дают разные результаты, поэтому акт должен раскрывать исходные данные и формулы. Спасибо за внимание!</w:t>
-      </w:r>
-    </w:p>
-    <w:p>
-      <w:pPr>
-        <w:spacing w:before="200"/>
-      </w:pPr>
-      <w:r>
-        <w:rPr>
-          <w:b/>
-          <w:sz w:val="28"/>
-        </w:rPr>
-        <w:t>Возможные вопросы и ответы</w:t>
-      </w:r>
-    </w:p>
-    <w:p>
       <w:r>
         <w:rPr>
           <w:b/>
@@ -684,10 +457,13 @@
         <w:ind w:left="397"/>
       </w:pPr>
       <w:r>
-        <w:t>Ответ: Официальный запрос на предприятие по каждой наклонной выработке; характеристики материалов — справочник СИТИС-СПН-1.</w:t>
+        <w:t>Ответ: Официальный запрос на предприятие по каждой наклонной выработке; свойства материалов — справочник СИТИС-СПН-1.</w:t>
       </w:r>
     </w:p>
     <w:p>
+      <w:pPr>
+        <w:keepNext/>
+      </w:pPr>
       <w:r>
         <w:rPr>
           <w:b/>
@@ -700,10 +476,32 @@
         <w:ind w:left="397"/>
       </w:pPr>
       <w:r>
-        <w:t>Ответ: 1000 °C — верхняя оценка для мощного очага при малом расходе. Для ствола с кабелем при 142 м³/с нагрев 5 °C, депрессия 14 Па против 600 Па при 1000 °C.</w:t>
+        <w:t>Ответ: Это верхняя оценка для мощного очага при малом расходе. Для ствола с кабелем при 142 м³/с нагрев 5 °C, депрессия 14 Па против 600 Па при 1000 °C.</w:t>
       </w:r>
     </w:p>
     <w:p>
+      <w:pPr>
+        <w:keepNext/>
+      </w:pPr>
+      <w:r>
+        <w:rPr>
+          <w:b/>
+        </w:rPr>
+        <w:t>Вопрос: Не занижаете ли вы опасность?</w:t>
+      </w:r>
+    </w:p>
+    <w:p>
+      <w:pPr>
+        <w:ind w:left="397"/>
+      </w:pPr>
+      <w:r>
+        <w:t>Ответ: Нет: для техники и крепи при малом расходе результат совпадает с условной температурой — такие выработки по-прежнему признаются неустойчивыми.</w:t>
+      </w:r>
+    </w:p>
+    <w:p>
+      <w:pPr>
+        <w:keepNext/>
+      </w:pPr>
       <w:r>
         <w:rPr>
           <w:b/>
@@ -716,10 +514,13 @@
         <w:ind w:left="397"/>
       </w:pPr>
       <w:r>
-        <w:t>Ответ: Мощность крепи, кабеля и ленты считается во времени; в акте можно принять пиковую мощность или мощность к прибытию ВГСЧ (по умолчанию 30 мин).</w:t>
+        <w:t>Ответ: Мощность крепи, кабеля и ленты считается во времени; в акте принимается пиковая мощность или мощность к прибытию ВГСЧ, по умолчанию 30 минут.</w:t>
       </w:r>
     </w:p>
     <w:p>
+      <w:pPr>
+        <w:keepNext/>
+      </w:pPr>
       <w:r>
         <w:rPr>
           <w:b/>
@@ -736,11 +537,14 @@
       </w:r>
     </w:p>
     <w:p>
+      <w:pPr>
+        <w:keepNext/>
+      </w:pPr>
       <w:r>
         <w:rPr>
           <w:b/>
         </w:rPr>
-        <w:t>Вопрос: Почему программы дают разные результаты на одной сети?</w:t>
+        <w:t>Вопрос: Почему программы дают разные результаты?</w:t>
       </w:r>
     </w:p>
     <w:p>
@@ -748,7 +552,7 @@
         <w:ind w:left="397"/>
       </w:pPr>
       <w:r>
-        <w:t>Ответ: Разные модели пожара: условная температура, мощность очага, учет теплообмена. Поэтому важна прозрачность расчета в акте.</w:t>
+        <w:t>Ответ: Разные модели пожара: условная температура, мощность очага, учет теплообмена. Поэтому в акте важна прозрачность исходных данных и формул.</w:t>
       </w:r>
     </w:p>
     <w:sectPr>
@@ -1125,11 +929,11 @@
     <w:qFormat/>
     <w:rsid w:val="00FC693F"/>
     <w:pPr>
-      <w:spacing w:after="80" w:line="276" w:lineRule="auto"/>
+      <w:spacing w:after="80" w:line="288" w:lineRule="auto"/>
     </w:pPr>
     <w:rPr>
       <w:rFonts w:ascii="Times New Roman" w:hAnsi="Times New Roman" w:eastAsia="Times New Roman"/>
-      <w:sz w:val="26"/>
+      <w:sz w:val="28"/>
     </w:rPr>
   </w:style>
   <w:style w:type="paragraph" w:styleId="Header">
